--- a/content/reports/distribution/Issue_002_Clip_Pack_Capital_Rotates.docx
+++ b/content/reports/distribution/Issue_002_Clip_Pack_Capital_Rotates.docx
@@ -712,7 +712,7 @@
           <w:sz w:val="22"/>
           <w:szCs w:val="22"/>
         </w:rPr>
-        <w:t xml:space="preserve">What they didn't: Morpho's sat 63.7% idle, SparkLend's deployed into active borrow markets.</w:t>
+        <w:t xml:space="preserve">What they didn't: Morpho's inflow concentrated at a top-3 curator layer holding 93.9% of curated TVL, HHI past the antitrust threshold for the third month; SparkLend's arrived broadly across its markets.</w:t>
       </w:r>
     </w:p>
     <w:p>
@@ -865,7 +865,7 @@
           <w:sz w:val="22"/>
           <w:szCs w:val="22"/>
         </w:rPr>
-        <w:t xml:space="preserve">Morpho: largest absolute inflow at $759M, but 63.7% sitting idle at month-end.</w:t>
+        <w:t xml:space="preserve">Morpho: largest absolute inflow at $759M, into a curator layer where top-3 hold 93.9% of curated TVL.</w:t>
       </w:r>
     </w:p>
     <w:p>
@@ -2878,37 +2878,37 @@
           <w:sz w:val="22"/>
           <w:szCs w:val="22"/>
         </w:rPr>
-        <w:t xml:space="preserve">But where the inflow concentrated is the more interesting reading. 63.7% of MetaMorpho vault capital sat in idle markets at month-end. Curators held the capital. They didn't deploy it.</w:t>
-      </w:r>
-    </w:p>
-    <w:p>
-      <w:pPr>
-        <w:spacing w:after="80" w:before="0" w:line="300"/>
-        <w:ind w:left="240"/>
-      </w:pPr>
-      <w:r>
-        <w:rPr>
-          <w:rFonts w:ascii="Source Serif Pro" w:cs="Source Serif Pro" w:eastAsia="Source Serif Pro" w:hAnsi="Source Serif Pro"/>
-          <w:color w:val="1A1A1A"/>
-          <w:sz w:val="22"/>
-          <w:szCs w:val="22"/>
-        </w:rPr>
-        <w:t xml:space="preserve"/>
-      </w:r>
-    </w:p>
-    <w:p>
-      <w:pPr>
-        <w:spacing w:after="80" w:before="0" w:line="300"/>
-        <w:ind w:left="240"/>
-      </w:pPr>
-      <w:r>
-        <w:rPr>
-          <w:rFonts w:ascii="Source Serif Pro" w:cs="Source Serif Pro" w:eastAsia="Source Serif Pro" w:hAnsi="Source Serif Pro"/>
-          <w:color w:val="1A1A1A"/>
-          <w:sz w:val="22"/>
-          <w:szCs w:val="22"/>
-        </w:rPr>
-        <w:t xml:space="preserve">Cleanest curator-caution signal in the data this month.</w:t>
+        <w:t xml:space="preserve">But where the inflow concentrated is the more interesting reading. Morpho's top-3 curators hold 93.9% of curated TVL (Sentora 38.6%, Steakhouse 34.1%, Gauntlet 21.2%). The inflow arrived at a curator layer already past the antitrust threshold for highly concentrated markets, for the third consecutive month.</w:t>
+      </w:r>
+    </w:p>
+    <w:p>
+      <w:pPr>
+        <w:spacing w:after="80" w:before="0" w:line="300"/>
+        <w:ind w:left="240"/>
+      </w:pPr>
+      <w:r>
+        <w:rPr>
+          <w:rFonts w:ascii="Source Serif Pro" w:cs="Source Serif Pro" w:eastAsia="Source Serif Pro" w:hAnsi="Source Serif Pro"/>
+          <w:color w:val="1A1A1A"/>
+          <w:sz w:val="22"/>
+          <w:szCs w:val="22"/>
+        </w:rPr>
+        <w:t xml:space="preserve"/>
+      </w:r>
+    </w:p>
+    <w:p>
+      <w:pPr>
+        <w:spacing w:after="80" w:before="0" w:line="300"/>
+        <w:ind w:left="240"/>
+      </w:pPr>
+      <w:r>
+        <w:rPr>
+          <w:rFonts w:ascii="Source Serif Pro" w:cs="Source Serif Pro" w:eastAsia="Source Serif Pro" w:hAnsi="Source Serif Pro"/>
+          <w:color w:val="1A1A1A"/>
+          <w:sz w:val="22"/>
+          <w:szCs w:val="22"/>
+        </w:rPr>
+        <w:t xml:space="preserve">Concentration kept building. HHI 3,290 by June 4.</w:t>
       </w:r>
     </w:p>
     <w:p>
@@ -5673,7 +5673,7 @@
           <w:sz w:val="22"/>
           <w:szCs w:val="22"/>
         </w:rPr>
-        <w:t xml:space="preserve">Different inflow profiles though. 63.7% of MetaMorpho vault capital sat in idle markets at month-end. Curators held the inflow. They didn't deploy it.</w:t>
+        <w:t xml:space="preserve">What separates them is the curator layer Morpho's inflow concentrated at — top-3 curators hold 93.9% of curated TVL, HHI past the antitrust threshold for the third month.</w:t>
       </w:r>
     </w:p>
     <w:p>
@@ -9711,129 +9711,6 @@
     </w:p>
     <w:p>
       <w:pPr>
-        <w:spacing w:after="60" w:before="200"/>
-      </w:pPr>
-      <w:r>
-        <w:rPr>
-          <w:rFonts w:ascii="JetBrains Mono" w:cs="JetBrains Mono" w:eastAsia="JetBrains Mono" w:hAnsi="JetBrains Mono"/>
-          <w:b/>
-          <w:bCs/>
-          <w:color w:val="C5511A"/>
-          <w:sz w:val="16"/>
-          <w:szCs w:val="16"/>
-        </w:rPr>
-        <w:t xml:space="preserve">TWEET B.2.8</w:t>
-      </w:r>
-    </w:p>
-    <w:p>
-      <w:pPr>
-        <w:spacing w:after="80" w:before="0" w:line="300"/>
-        <w:ind w:left="240"/>
-      </w:pPr>
-      <w:r>
-        <w:rPr>
-          <w:rFonts w:ascii="Source Serif Pro" w:cs="Source Serif Pro" w:eastAsia="Source Serif Pro" w:hAnsi="Source Serif Pro"/>
-          <w:color w:val="1A1A1A"/>
-          <w:sz w:val="22"/>
-          <w:szCs w:val="22"/>
-        </w:rPr>
-        <w:t xml:space="preserve">63.7% of MetaMorpho vault capital sat in idle markets at May 31. Unallocated to any underlying lending market.</w:t>
-      </w:r>
-    </w:p>
-    <w:p>
-      <w:pPr>
-        <w:spacing w:after="80" w:before="0" w:line="300"/>
-        <w:ind w:left="240"/>
-      </w:pPr>
-      <w:r>
-        <w:rPr>
-          <w:rFonts w:ascii="Source Serif Pro" w:cs="Source Serif Pro" w:eastAsia="Source Serif Pro" w:hAnsi="Source Serif Pro"/>
-          <w:color w:val="1A1A1A"/>
-          <w:sz w:val="22"/>
-          <w:szCs w:val="22"/>
-        </w:rPr>
-        <w:t xml:space="preserve"/>
-      </w:r>
-    </w:p>
-    <w:p>
-      <w:pPr>
-        <w:spacing w:after="80" w:before="0" w:line="300"/>
-        <w:ind w:left="240"/>
-      </w:pPr>
-      <w:r>
-        <w:rPr>
-          <w:rFonts w:ascii="Source Serif Pro" w:cs="Source Serif Pro" w:eastAsia="Source Serif Pro" w:hAnsi="Source Serif Pro"/>
-          <w:color w:val="1A1A1A"/>
-          <w:sz w:val="22"/>
-          <w:szCs w:val="22"/>
-        </w:rPr>
-        <w:t xml:space="preserve">On a protocol where curators are paid to deploy capital, more than three of every five dollars they were given were not put to work.</w:t>
-      </w:r>
-    </w:p>
-    <w:p>
-      <w:pPr>
-        <w:spacing w:after="80" w:before="0" w:line="300"/>
-        <w:ind w:left="240"/>
-      </w:pPr>
-      <w:r>
-        <w:rPr>
-          <w:rFonts w:ascii="Source Serif Pro" w:cs="Source Serif Pro" w:eastAsia="Source Serif Pro" w:hAnsi="Source Serif Pro"/>
-          <w:color w:val="1A1A1A"/>
-          <w:sz w:val="22"/>
-          <w:szCs w:val="22"/>
-        </w:rPr>
-        <w:t xml:space="preserve"/>
-      </w:r>
-    </w:p>
-    <w:p>
-      <w:pPr>
-        <w:spacing w:after="80" w:before="0" w:line="300"/>
-        <w:ind w:left="240"/>
-      </w:pPr>
-      <w:r>
-        <w:rPr>
-          <w:rFonts w:ascii="Source Serif Pro" w:cs="Source Serif Pro" w:eastAsia="Source Serif Pro" w:hAnsi="Source Serif Pro"/>
-          <w:color w:val="1A1A1A"/>
-          <w:sz w:val="22"/>
-          <w:szCs w:val="22"/>
-        </w:rPr>
-        <w:t xml:space="preserve">Cleanest curator-caution signal in the sector this month.</w:t>
-      </w:r>
-    </w:p>
-    <w:p>
-      <w:pPr>
-        <w:spacing w:after="80" w:before="0" w:line="300"/>
-        <w:ind w:left="240"/>
-      </w:pPr>
-      <w:r>
-        <w:rPr>
-          <w:rFonts w:ascii="Source Serif Pro" w:cs="Source Serif Pro" w:eastAsia="Source Serif Pro" w:hAnsi="Source Serif Pro"/>
-          <w:color w:val="1A1A1A"/>
-          <w:sz w:val="22"/>
-          <w:szCs w:val="22"/>
-        </w:rPr>
-        <w:t xml:space="preserve">[link]</w:t>
-      </w:r>
-    </w:p>
-    <w:p>
-      <w:pPr>
-        <w:spacing w:after="160" w:before="40"/>
-        <w:ind w:left="240"/>
-      </w:pPr>
-      <w:r>
-        <w:rPr>
-          <w:rFonts w:ascii="JetBrains Mono" w:cs="JetBrains Mono" w:eastAsia="JetBrains Mono" w:hAnsi="JetBrains Mono"/>
-          <w:i/>
-          <w:iCs/>
-          <w:color w:val="595959"/>
-          <w:sz w:val="16"/>
-          <w:szCs w:val="16"/>
-        </w:rPr>
-        <w:t xml:space="preserve">Source: §06.3</w:t>
-      </w:r>
-    </w:p>
-    <w:p>
-      <w:pPr>
         <w:spacing w:after="120" w:before="260" w:line="280"/>
       </w:pPr>
       <w:r>
@@ -11389,7 +11266,7 @@
           <w:sz w:val="22"/>
           <w:szCs w:val="22"/>
         </w:rPr>
-        <w:t xml:space="preserve">A.1.1 (re-share of the launch finding the week after), A.2.3, A.2.4, A.3.1, A.3.2, A.3.4, A.4.5, A.4.6 or A.4.7 (whichever Euler tweet you didn't use in cadence), A.5.1, A.5.2, A.5.3, B.2.1 (RYS stat-bomb), B.2.3, B.2.4, B.2.5, B.2.7, B.2.8, B.3.2, B.3.3, B.4.1, B.4.2, B.4.4.</w:t>
+        <w:t xml:space="preserve">A.1.1 (re-share of the launch finding the week after), A.2.3, A.2.4, A.3.1, A.3.2, A.3.4, A.4.5, A.4.6 or A.4.7 (whichever Euler tweet you didn't use in cadence), A.5.1, A.5.2, A.5.3, B.2.1 (RYS stat-bomb), B.2.3, B.2.4, B.2.5, B.2.7, B.3.2, B.3.3, B.4.1, B.4.2, B.4.4.</w:t>
       </w:r>
     </w:p>
     <w:p>

--- a/content/reports/distribution/Issue_002_Clip_Pack_Capital_Rotates.docx
+++ b/content/reports/distribution/Issue_002_Clip_Pack_Capital_Rotates.docx
@@ -895,7 +895,7 @@
           <w:sz w:val="22"/>
           <w:szCs w:val="22"/>
         </w:rPr>
-        <w:t xml:space="preserve">Compound V3: shipped four Comets, three carry real capital, the WETH Comet holds $95K.</w:t>
+        <w:t xml:space="preserve">Compound V3: six Comets, three at scale (USDC, USDT, ETH bases at ~99% of footprint), three smaller bases still finding scale.</w:t>
       </w:r>
     </w:p>
     <w:p>
@@ -3307,97 +3307,97 @@
           <w:sz w:val="22"/>
           <w:szCs w:val="22"/>
         </w:rPr>
-        <w:t xml:space="preserve">Erratum on Issue 002 §06.5. Compound V3 runs SIX Comet markets on Ethereum at May 31, not four.</w:t>
-      </w:r>
-    </w:p>
-    <w:p>
-      <w:pPr>
-        <w:spacing w:after="80" w:before="0" w:line="300"/>
-        <w:ind w:left="240"/>
-      </w:pPr>
-      <w:r>
-        <w:rPr>
-          <w:rFonts w:ascii="Source Serif Pro" w:cs="Source Serif Pro" w:eastAsia="Source Serif Pro" w:hAnsi="Source Serif Pro"/>
-          <w:color w:val="1A1A1A"/>
-          <w:sz w:val="22"/>
-          <w:szCs w:val="22"/>
-        </w:rPr>
-        <w:t xml:space="preserve"/>
-      </w:r>
-    </w:p>
-    <w:p>
-      <w:pPr>
-        <w:spacing w:after="80" w:before="0" w:line="300"/>
-        <w:ind w:left="240"/>
-      </w:pPr>
-      <w:r>
-        <w:rPr>
-          <w:rFonts w:ascii="Source Serif Pro" w:cs="Source Serif Pro" w:eastAsia="Source Serif Pro" w:hAnsi="Source Serif Pro"/>
-          <w:color w:val="1A1A1A"/>
-          <w:sz w:val="22"/>
-          <w:szCs w:val="22"/>
-        </w:rPr>
-        <w:t xml:space="preserve">Our snapshot script enumerated only four contracts (USDC, USDT, ETH, USDS) and missed the newer wstETH and WBTC bases entirely. The script's reconciliation flag returned FALSE; that flag was not actioned before publication.</w:t>
-      </w:r>
-    </w:p>
-    <w:p>
-      <w:pPr>
-        <w:spacing w:after="80" w:before="0" w:line="300"/>
-        <w:ind w:left="240"/>
-      </w:pPr>
-      <w:r>
-        <w:rPr>
-          <w:rFonts w:ascii="Source Serif Pro" w:cs="Source Serif Pro" w:eastAsia="Source Serif Pro" w:hAnsi="Source Serif Pro"/>
-          <w:color w:val="1A1A1A"/>
-          <w:sz w:val="22"/>
-          <w:szCs w:val="22"/>
-        </w:rPr>
-        <w:t xml:space="preserve"/>
-      </w:r>
-    </w:p>
-    <w:p>
-      <w:pPr>
-        <w:spacing w:after="80" w:before="0" w:line="300"/>
-        <w:ind w:left="240"/>
-      </w:pPr>
-      <w:r>
-        <w:rPr>
-          <w:rFonts w:ascii="Source Serif Pro" w:cs="Source Serif Pro" w:eastAsia="Source Serif Pro" w:hAnsi="Source Serif Pro"/>
-          <w:color w:val="1A1A1A"/>
-          <w:sz w:val="22"/>
-          <w:szCs w:val="22"/>
-        </w:rPr>
-        <w:t xml:space="preserve">The ETH (WETH) Comet was mis-framed as abandoned. Per app.compound.finance at May 31, it carried $83.6M base supply against $86.4M collateral. Third-largest market on the protocol, not an empty slot.</w:t>
-      </w:r>
-    </w:p>
-    <w:p>
-      <w:pPr>
-        <w:spacing w:after="80" w:before="0" w:line="300"/>
-        <w:ind w:left="240"/>
-      </w:pPr>
-      <w:r>
-        <w:rPr>
-          <w:rFonts w:ascii="Source Serif Pro" w:cs="Source Serif Pro" w:eastAsia="Source Serif Pro" w:hAnsi="Source Serif Pro"/>
-          <w:color w:val="1A1A1A"/>
-          <w:sz w:val="22"/>
-          <w:szCs w:val="22"/>
-        </w:rPr>
-        <w:t xml:space="preserve"/>
-      </w:r>
-    </w:p>
-    <w:p>
-      <w:pPr>
-        <w:spacing w:after="80" w:before="0" w:line="300"/>
-        <w:ind w:left="240"/>
-      </w:pPr>
-      <w:r>
-        <w:rPr>
-          <w:rFonts w:ascii="Source Serif Pro" w:cs="Source Serif Pro" w:eastAsia="Source Serif Pro" w:hAnsi="Source Serif Pro"/>
-          <w:color w:val="1A1A1A"/>
-          <w:sz w:val="22"/>
-          <w:szCs w:val="22"/>
-        </w:rPr>
-        <w:t xml:space="preserve">Corrected reading: six Comets (USDC, USDT, ETH, USDS, wstETH, WBTC) with the bigger story being intra-protocol evolution across bases, not abandonment of ETH lending. Full correction in §06.5:</w:t>
+        <w:t xml:space="preserve">@compoundfinance runs six Comet markets on Ethereum at May 31.</w:t>
+      </w:r>
+    </w:p>
+    <w:p>
+      <w:pPr>
+        <w:spacing w:after="80" w:before="0" w:line="300"/>
+        <w:ind w:left="240"/>
+      </w:pPr>
+      <w:r>
+        <w:rPr>
+          <w:rFonts w:ascii="Source Serif Pro" w:cs="Source Serif Pro" w:eastAsia="Source Serif Pro" w:hAnsi="Source Serif Pro"/>
+          <w:color w:val="1A1A1A"/>
+          <w:sz w:val="22"/>
+          <w:szCs w:val="22"/>
+        </w:rPr>
+        <w:t xml:space="preserve"/>
+      </w:r>
+    </w:p>
+    <w:p>
+      <w:pPr>
+        <w:spacing w:after="80" w:before="0" w:line="300"/>
+        <w:ind w:left="240"/>
+      </w:pPr>
+      <w:r>
+        <w:rPr>
+          <w:rFonts w:ascii="Source Serif Pro" w:cs="Source Serif Pro" w:eastAsia="Source Serif Pro" w:hAnsi="Source Serif Pro"/>
+          <w:color w:val="1A1A1A"/>
+          <w:sz w:val="22"/>
+          <w:szCs w:val="22"/>
+        </w:rPr>
+        <w:t xml:space="preserve">USDC and USDT bases dominate at $792M and $430M combined; the ETH (WETH) Comet sits third-largest at $170M combined ($83.6M base supply against $86.4M collateral). Together the three account for roughly 99% of Compound V3's Ethereum footprint.</w:t>
+      </w:r>
+    </w:p>
+    <w:p>
+      <w:pPr>
+        <w:spacing w:after="80" w:before="0" w:line="300"/>
+        <w:ind w:left="240"/>
+      </w:pPr>
+      <w:r>
+        <w:rPr>
+          <w:rFonts w:ascii="Source Serif Pro" w:cs="Source Serif Pro" w:eastAsia="Source Serif Pro" w:hAnsi="Source Serif Pro"/>
+          <w:color w:val="1A1A1A"/>
+          <w:sz w:val="22"/>
+          <w:szCs w:val="22"/>
+        </w:rPr>
+        <w:t xml:space="preserve"/>
+      </w:r>
+    </w:p>
+    <w:p>
+      <w:pPr>
+        <w:spacing w:after="80" w:before="0" w:line="300"/>
+        <w:ind w:left="240"/>
+      </w:pPr>
+      <w:r>
+        <w:rPr>
+          <w:rFonts w:ascii="Source Serif Pro" w:cs="Source Serif Pro" w:eastAsia="Source Serif Pro" w:hAnsi="Source Serif Pro"/>
+          <w:color w:val="1A1A1A"/>
+          <w:sz w:val="22"/>
+          <w:szCs w:val="22"/>
+        </w:rPr>
+        <w:t xml:space="preserve">The three smaller bases (USDS at $4.62M, plus wstETH and WBTC sub-$3M combined each) are recent additions still finding scale. USDS runs the highest base supply APY on the protocol.</w:t>
+      </w:r>
+    </w:p>
+    <w:p>
+      <w:pPr>
+        <w:spacing w:after="80" w:before="0" w:line="300"/>
+        <w:ind w:left="240"/>
+      </w:pPr>
+      <w:r>
+        <w:rPr>
+          <w:rFonts w:ascii="Source Serif Pro" w:cs="Source Serif Pro" w:eastAsia="Source Serif Pro" w:hAnsi="Source Serif Pro"/>
+          <w:color w:val="1A1A1A"/>
+          <w:sz w:val="22"/>
+          <w:szCs w:val="22"/>
+        </w:rPr>
+        <w:t xml:space="preserve"/>
+      </w:r>
+    </w:p>
+    <w:p>
+      <w:pPr>
+        <w:spacing w:after="80" w:before="0" w:line="300"/>
+        <w:ind w:left="240"/>
+      </w:pPr>
+      <w:r>
+        <w:rPr>
+          <w:rFonts w:ascii="Source Serif Pro" w:cs="Source Serif Pro" w:eastAsia="Source Serif Pro" w:hAnsi="Source Serif Pro"/>
+          <w:color w:val="1A1A1A"/>
+          <w:sz w:val="22"/>
+          <w:szCs w:val="22"/>
+        </w:rPr>
+        <w:t xml:space="preserve">Six independent markets — three at scale, three still finding it.</w:t>
       </w:r>
     </w:p>
     <w:p>

--- a/content/reports/distribution/Issue_002_Clip_Pack_Capital_Rotates.docx
+++ b/content/reports/distribution/Issue_002_Clip_Pack_Capital_Rotates.docx
@@ -880,7 +880,7 @@
           <w:sz w:val="22"/>
           <w:szCs w:val="22"/>
         </w:rPr>
-        <w:t xml:space="preserve">Fluid: 55.49% LDR, highest among the at-scale lending protocols. Mostly skipped the rotation.</w:t>
+        <w:t xml:space="preserve">Fluid: 55.49% LDR, second only to Euler V2 (both on vault-based architectures). Mostly skipped the rotation.</w:t>
       </w:r>
     </w:p>
     <w:p>
@@ -2971,37 +2971,37 @@
           <w:sz w:val="22"/>
           <w:szCs w:val="22"/>
         </w:rPr>
-        <w:t xml:space="preserve">Fluid runs the highest loan-to-deposit ratio among the at-scale lending protocols on Ethereum at 55.49%. That's 13pp above Aave V3 (42.1%) and 23pp above SparkLend (32.6%).</w:t>
-      </w:r>
-    </w:p>
-    <w:p>
-      <w:pPr>
-        <w:spacing w:after="80" w:before="0" w:line="300"/>
-        <w:ind w:left="240"/>
-      </w:pPr>
-      <w:r>
-        <w:rPr>
-          <w:rFonts w:ascii="Source Serif Pro" w:cs="Source Serif Pro" w:eastAsia="Source Serif Pro" w:hAnsi="Source Serif Pro"/>
-          <w:color w:val="1A1A1A"/>
-          <w:sz w:val="22"/>
-          <w:szCs w:val="22"/>
-        </w:rPr>
-        <w:t xml:space="preserve"/>
-      </w:r>
-    </w:p>
-    <w:p>
-      <w:pPr>
-        <w:spacing w:after="80" w:before="0" w:line="300"/>
-        <w:ind w:left="240"/>
-      </w:pPr>
-      <w:r>
-        <w:rPr>
-          <w:rFonts w:ascii="Source Serif Pro" w:cs="Source Serif Pro" w:eastAsia="Source Serif Pro" w:hAnsi="Source Serif Pro"/>
-          <w:color w:val="1A1A1A"/>
-          <w:sz w:val="22"/>
-          <w:szCs w:val="22"/>
-        </w:rPr>
-        <w:t xml:space="preserve">(Euler V2's LDR is technically higher at 85.23%, but that's a post-contraction reading on a sub-$1B supplied base. Fluid's is structural, on a $963M supplied base, not cyclical.)</w:t>
+        <w:t xml:space="preserve">Fluid runs a 55.49% loan-to-deposit ratio at May 31. Among the pool-based protocols, that reads 13pp above Aave V3 (42.1%) and 23pp above SparkLend (32.6%). Euler V2 sits above both on raw ratio (85.23%) on the same vault-based architectural principle.</w:t>
+      </w:r>
+    </w:p>
+    <w:p>
+      <w:pPr>
+        <w:spacing w:after="80" w:before="0" w:line="300"/>
+        <w:ind w:left="240"/>
+      </w:pPr>
+      <w:r>
+        <w:rPr>
+          <w:rFonts w:ascii="Source Serif Pro" w:cs="Source Serif Pro" w:eastAsia="Source Serif Pro" w:hAnsi="Source Serif Pro"/>
+          <w:color w:val="1A1A1A"/>
+          <w:sz w:val="22"/>
+          <w:szCs w:val="22"/>
+        </w:rPr>
+        <w:t xml:space="preserve"/>
+      </w:r>
+    </w:p>
+    <w:p>
+      <w:pPr>
+        <w:spacing w:after="80" w:before="0" w:line="300"/>
+        <w:ind w:left="240"/>
+      </w:pPr>
+      <w:r>
+        <w:rPr>
+          <w:rFonts w:ascii="Source Serif Pro" w:cs="Source Serif Pro" w:eastAsia="Source Serif Pro" w:hAnsi="Source Serif Pro"/>
+          <w:color w:val="1A1A1A"/>
+          <w:sz w:val="22"/>
+          <w:szCs w:val="22"/>
+        </w:rPr>
+        <w:t xml:space="preserve">Both vault-based protocols sit notably above the pool-based set: vault architecture supports per-market utilization that pool-based lenders typically can't sustain.</w:t>
       </w:r>
     </w:p>
     <w:p>
@@ -7022,67 +7022,67 @@
           <w:sz w:val="22"/>
           <w:szCs w:val="22"/>
         </w:rPr>
-        <w:t xml:space="preserve">Two readings at the top. Two different stories.</w:t>
-      </w:r>
-    </w:p>
-    <w:p>
-      <w:pPr>
-        <w:spacing w:after="80" w:before="0" w:line="300"/>
-        <w:ind w:left="240"/>
-      </w:pPr>
-      <w:r>
-        <w:rPr>
-          <w:rFonts w:ascii="Source Serif Pro" w:cs="Source Serif Pro" w:eastAsia="Source Serif Pro" w:hAnsi="Source Serif Pro"/>
-          <w:color w:val="1A1A1A"/>
-          <w:sz w:val="22"/>
-          <w:szCs w:val="22"/>
-        </w:rPr>
-        <w:t xml:space="preserve"/>
-      </w:r>
-    </w:p>
-    <w:p>
-      <w:pPr>
-        <w:spacing w:after="80" w:before="0" w:line="300"/>
-        <w:ind w:left="240"/>
-      </w:pPr>
-      <w:r>
-        <w:rPr>
-          <w:rFonts w:ascii="Source Serif Pro" w:cs="Source Serif Pro" w:eastAsia="Source Serif Pro" w:hAnsi="Source Serif Pro"/>
-          <w:color w:val="1A1A1A"/>
-          <w:sz w:val="22"/>
-          <w:szCs w:val="22"/>
-        </w:rPr>
-        <w:t xml:space="preserve">Euler V2's 85.23% reads highest, but on a sub-$1B supplied base after May's 39.4% protocol-level contraction. Borrows didn't contract as fast as supply, so LDR rose mechanically. The reading is cyclical.</w:t>
-      </w:r>
-    </w:p>
-    <w:p>
-      <w:pPr>
-        <w:spacing w:after="80" w:before="0" w:line="300"/>
-        <w:ind w:left="240"/>
-      </w:pPr>
-      <w:r>
-        <w:rPr>
-          <w:rFonts w:ascii="Source Serif Pro" w:cs="Source Serif Pro" w:eastAsia="Source Serif Pro" w:hAnsi="Source Serif Pro"/>
-          <w:color w:val="1A1A1A"/>
-          <w:sz w:val="22"/>
-          <w:szCs w:val="22"/>
-        </w:rPr>
-        <w:t xml:space="preserve"/>
-      </w:r>
-    </w:p>
-    <w:p>
-      <w:pPr>
-        <w:spacing w:after="80" w:before="0" w:line="300"/>
-        <w:ind w:left="240"/>
-      </w:pPr>
-      <w:r>
-        <w:rPr>
-          <w:rFonts w:ascii="Source Serif Pro" w:cs="Source Serif Pro" w:eastAsia="Source Serif Pro" w:hAnsi="Source Serif Pro"/>
-          <w:color w:val="1A1A1A"/>
-          <w:sz w:val="22"/>
-          <w:szCs w:val="22"/>
-        </w:rPr>
-        <w:t xml:space="preserve">Fluid's 55.49% is on a $963M supplied base and has held steady through the period. The reading is structural.</w:t>
+        <w:t xml:space="preserve">Two readings at the top. Same underlying story.</w:t>
+      </w:r>
+    </w:p>
+    <w:p>
+      <w:pPr>
+        <w:spacing w:after="80" w:before="0" w:line="300"/>
+        <w:ind w:left="240"/>
+      </w:pPr>
+      <w:r>
+        <w:rPr>
+          <w:rFonts w:ascii="Source Serif Pro" w:cs="Source Serif Pro" w:eastAsia="Source Serif Pro" w:hAnsi="Source Serif Pro"/>
+          <w:color w:val="1A1A1A"/>
+          <w:sz w:val="22"/>
+          <w:szCs w:val="22"/>
+        </w:rPr>
+        <w:t xml:space="preserve"/>
+      </w:r>
+    </w:p>
+    <w:p>
+      <w:pPr>
+        <w:spacing w:after="80" w:before="0" w:line="300"/>
+        <w:ind w:left="240"/>
+      </w:pPr>
+      <w:r>
+        <w:rPr>
+          <w:rFonts w:ascii="Source Serif Pro" w:cs="Source Serif Pro" w:eastAsia="Source Serif Pro" w:hAnsi="Source Serif Pro"/>
+          <w:color w:val="1A1A1A"/>
+          <w:sz w:val="22"/>
+          <w:szCs w:val="22"/>
+        </w:rPr>
+        <w:t xml:space="preserve">Euler V2's 85.23% reads highest. Vault-based architecture supporting per-market utilization that pool-based lenders typically can't sustain. May's protocol-level contraction added cyclical lift on top of an already-elevated baseline; the historical LDR trajectory shows Euler V2 climbing through 2024–2026, not spiking suddenly in May.</w:t>
+      </w:r>
+    </w:p>
+    <w:p>
+      <w:pPr>
+        <w:spacing w:after="80" w:before="0" w:line="300"/>
+        <w:ind w:left="240"/>
+      </w:pPr>
+      <w:r>
+        <w:rPr>
+          <w:rFonts w:ascii="Source Serif Pro" w:cs="Source Serif Pro" w:eastAsia="Source Serif Pro" w:hAnsi="Source Serif Pro"/>
+          <w:color w:val="1A1A1A"/>
+          <w:sz w:val="22"/>
+          <w:szCs w:val="22"/>
+        </w:rPr>
+        <w:t xml:space="preserve"/>
+      </w:r>
+    </w:p>
+    <w:p>
+      <w:pPr>
+        <w:spacing w:after="80" w:before="0" w:line="300"/>
+        <w:ind w:left="240"/>
+      </w:pPr>
+      <w:r>
+        <w:rPr>
+          <w:rFonts w:ascii="Source Serif Pro" w:cs="Source Serif Pro" w:eastAsia="Source Serif Pro" w:hAnsi="Source Serif Pro"/>
+          <w:color w:val="1A1A1A"/>
+          <w:sz w:val="22"/>
+          <w:szCs w:val="22"/>
+        </w:rPr>
+        <w:t xml:space="preserve">Fluid's 55.49% sits second on the same architectural principle: paired-collateral positions reducing the idle-capital buffer that pool-based lenders need to absorb liquidation slippage.</w:t>
       </w:r>
     </w:p>
     <w:p>
@@ -7113,7 +7113,7 @@
           <w:sz w:val="22"/>
           <w:szCs w:val="22"/>
         </w:rPr>
-        <w:t xml:space="preserve">Among the at-scale lending protocols, architecture explains the Fluid lead.</w:t>
+        <w:t xml:space="preserve">Across the LDR ranking, architecture explains the split.</w:t>
       </w:r>
     </w:p>
     <w:p>
@@ -7234,52 +7234,52 @@
           <w:sz w:val="22"/>
           <w:szCs w:val="22"/>
         </w:rPr>
-        <w:t xml:space="preserve">Fluid leads on both at scale, through architecture.</w:t>
-      </w:r>
-    </w:p>
-    <w:p>
-      <w:pPr>
-        <w:spacing w:after="80" w:before="0" w:line="300"/>
-        <w:ind w:left="240"/>
-      </w:pPr>
-      <w:r>
-        <w:rPr>
-          <w:rFonts w:ascii="Source Serif Pro" w:cs="Source Serif Pro" w:eastAsia="Source Serif Pro" w:hAnsi="Source Serif Pro"/>
-          <w:color w:val="1A1A1A"/>
-          <w:sz w:val="22"/>
-          <w:szCs w:val="22"/>
-        </w:rPr>
-        <w:t xml:space="preserve">Euler V2 leads on raw LDR through a vault-based per-market utilization model, with cyclical lift from May's contraction.</w:t>
-      </w:r>
-    </w:p>
-    <w:p>
-      <w:pPr>
-        <w:spacing w:after="80" w:before="0" w:line="300"/>
-        <w:ind w:left="240"/>
-      </w:pPr>
-      <w:r>
-        <w:rPr>
-          <w:rFonts w:ascii="Source Serif Pro" w:cs="Source Serif Pro" w:eastAsia="Source Serif Pro" w:hAnsi="Source Serif Pro"/>
-          <w:color w:val="1A1A1A"/>
-          <w:sz w:val="22"/>
-          <w:szCs w:val="22"/>
-        </w:rPr>
-        <w:t xml:space="preserve"/>
-      </w:r>
-    </w:p>
-    <w:p>
-      <w:pPr>
-        <w:spacing w:after="80" w:before="0" w:line="300"/>
-        <w:ind w:left="240"/>
-      </w:pPr>
-      <w:r>
-        <w:rPr>
-          <w:rFonts w:ascii="Source Serif Pro" w:cs="Source Serif Pro" w:eastAsia="Source Serif Pro" w:hAnsi="Source Serif Pro"/>
-          <w:color w:val="1A1A1A"/>
-          <w:sz w:val="22"/>
-          <w:szCs w:val="22"/>
-        </w:rPr>
-        <w:t xml:space="preserve">Two roads to the same destination. Each tells you something different about why the capital is working.</w:t>
+        <w:t xml:space="preserve">Vault-based architectures lead on both: deeper deployment AND cheaper liquidations. Pool-based architectures need wider idle buffers by design.</w:t>
+      </w:r>
+    </w:p>
+    <w:p>
+      <w:pPr>
+        <w:spacing w:after="80" w:before="0" w:line="300"/>
+        <w:ind w:left="240"/>
+      </w:pPr>
+      <w:r>
+        <w:rPr>
+          <w:rFonts w:ascii="Source Serif Pro" w:cs="Source Serif Pro" w:eastAsia="Source Serif Pro" w:hAnsi="Source Serif Pro"/>
+          <w:color w:val="1A1A1A"/>
+          <w:sz w:val="22"/>
+          <w:szCs w:val="22"/>
+        </w:rPr>
+        <w:t xml:space="preserve">Euler V2 leads on raw LDR; Fluid sits second through the same vault architecture.</w:t>
+      </w:r>
+    </w:p>
+    <w:p>
+      <w:pPr>
+        <w:spacing w:after="80" w:before="0" w:line="300"/>
+        <w:ind w:left="240"/>
+      </w:pPr>
+      <w:r>
+        <w:rPr>
+          <w:rFonts w:ascii="Source Serif Pro" w:cs="Source Serif Pro" w:eastAsia="Source Serif Pro" w:hAnsi="Source Serif Pro"/>
+          <w:color w:val="1A1A1A"/>
+          <w:sz w:val="22"/>
+          <w:szCs w:val="22"/>
+        </w:rPr>
+        <w:t xml:space="preserve"/>
+      </w:r>
+    </w:p>
+    <w:p>
+      <w:pPr>
+        <w:spacing w:after="80" w:before="0" w:line="300"/>
+        <w:ind w:left="240"/>
+      </w:pPr>
+      <w:r>
+        <w:rPr>
+          <w:rFonts w:ascii="Source Serif Pro" w:cs="Source Serif Pro" w:eastAsia="Source Serif Pro" w:hAnsi="Source Serif Pro"/>
+          <w:color w:val="1A1A1A"/>
+          <w:sz w:val="22"/>
+          <w:szCs w:val="22"/>
+        </w:rPr>
+        <w:t xml:space="preserve">Euler V2 and Fluid share the road. Each tells you something different about why the capital is working.</w:t>
       </w:r>
     </w:p>
     <w:p>
